--- a/testakten/rentenberater-bav-firmenberatung-pflegedienst-halle/08_umsetzungsplan_2027.docx
+++ b/testakten/rentenberater-bav-firmenberatung-pflegedienst-halle/08_umsetzungsplan_2027.docx
@@ -1039,7 +1039,7 @@
         <w:color w:val="5C6569"/>
         <w:sz w:val="14"/>
       </w:rPr>
-      <w:t>Telefon 0345 52194-0 · Telefax 0345 52194-18 · post@rentenberatung-kuehne.example</w:t>
+      <w:t>Telefon 0345 52194-0 · Telefax 0345 52194-18 · post@rentenberatung-kuehne.de</w:t>
     </w:r>
   </w:p>
   <w:p>
